--- a/projectTemplate/documents/items-assigner项目后期计划.docx
+++ b/projectTemplate/documents/items-assigner项目后期计划.docx
@@ -12,21 +12,7 @@
         <w:rPr>
           <w:rFonts w:hint="eastAsia"/>
         </w:rPr>
-        <w:t>背景:目前已开发完后端项目,包括用户模块,商品模块,文件模块,订单模块.目前已经</w:t>
-      </w:r>
-      <w:proofErr w:type="gramStart"/>
-      <w:r>
-        <w:rPr>
-          <w:rFonts w:hint="eastAsia"/>
-        </w:rPr>
-        <w:t>测试完前三个</w:t>
-      </w:r>
-      <w:proofErr w:type="gramEnd"/>
-      <w:r>
-        <w:rPr>
-          <w:rFonts w:hint="eastAsia"/>
-        </w:rPr>
-        <w:t>模块的接口,接下来应该对项目进行最后一个阶段的开发</w:t>
+        <w:t>背景:目前已开发完后端项目,包括用户模块,商品模块,文件模块,订单模块.目前已经测试完前三个模块的接口,接下来应该对项目进行最后一个阶段的开发</w:t>
       </w:r>
       <w:r>
         <w:rPr>
@@ -38,21 +24,7 @@
         <w:rPr>
           <w:rFonts w:hint="eastAsia"/>
         </w:rPr>
-        <w:t>,主要的内容是将所有接口跑通,提高核心接口的性能,完善相关技术</w:t>
-      </w:r>
-      <w:proofErr w:type="gramStart"/>
-      <w:r>
-        <w:rPr>
-          <w:rFonts w:hint="eastAsia"/>
-        </w:rPr>
-        <w:t>栈</w:t>
-      </w:r>
-      <w:proofErr w:type="gramEnd"/>
-      <w:r>
-        <w:rPr>
-          <w:rFonts w:hint="eastAsia"/>
-        </w:rPr>
-        <w:t>,实现前后端联调,最终在测试环境中模拟生产环境测试</w:t>
+        <w:t>,主要的内容是将所有接口跑通,提高核心接口的性能,完善相关技术栈,实现前后端联调,最终在测试环境中模拟生产环境测试</w:t>
       </w:r>
       <w:r>
         <w:rPr>
@@ -81,46 +53,21 @@
           <w:ilvl w:val="0"/>
           <w:numId w:val="1"/>
         </w:numPr>
-      </w:pPr>
-      <w:r>
-        <w:rPr>
-          <w:rFonts w:hint="eastAsia"/>
-        </w:rPr>
-        <w:t>用</w:t>
-      </w:r>
-      <w:proofErr w:type="spellStart"/>
-      <w:r>
-        <w:rPr>
-          <w:rFonts w:hint="eastAsia"/>
-        </w:rPr>
-        <w:t>seata</w:t>
-      </w:r>
-      <w:proofErr w:type="spellEnd"/>
-      <w:r>
-        <w:rPr>
-          <w:rFonts w:hint="eastAsia"/>
-        </w:rPr>
-        <w:t>为新增订单和头像更新接口添加分布式锁</w:t>
-      </w:r>
-      <w:r>
-        <w:rPr>
-          <w:rFonts w:hint="eastAsia"/>
-        </w:rPr>
-        <w:t>----我的</w:t>
-      </w:r>
-      <w:proofErr w:type="spellStart"/>
-      <w:r>
-        <w:rPr>
-          <w:rFonts w:hint="eastAsia"/>
-        </w:rPr>
-        <w:t>seata</w:t>
-      </w:r>
-      <w:proofErr w:type="spellEnd"/>
-      <w:r>
-        <w:rPr>
-          <w:rFonts w:hint="eastAsia"/>
-        </w:rPr>
-        <w:t>服务器和当前项目的版本可能不兼容,导致分布式事务失效</w:t>
+        <w:rPr>
+          <w:rFonts w:hint="eastAsia"/>
+        </w:rPr>
+      </w:pPr>
+      <w:r>
+        <w:rPr>
+          <w:rFonts w:hint="eastAsia"/>
+        </w:rPr>
+        <w:t>用seata为新增订单和头像更新接口添加分布式锁</w:t>
+      </w:r>
+      <w:r>
+        <w:rPr>
+          <w:rFonts w:hint="eastAsia"/>
+        </w:rPr>
+        <w:t>----我的seata服务器和当前项目的版本可能不兼容,导致分布式事务失效</w:t>
       </w:r>
     </w:p>
     <w:p>
@@ -138,49 +85,7 @@
         <w:rPr>
           <w:rFonts w:hint="eastAsia"/>
         </w:rPr>
-        <w:t>在本地的</w:t>
-      </w:r>
-      <w:proofErr w:type="spellStart"/>
-      <w:r>
-        <w:rPr>
-          <w:rFonts w:hint="eastAsia"/>
-        </w:rPr>
-        <w:t>rabbitMQ</w:t>
-      </w:r>
-      <w:proofErr w:type="spellEnd"/>
-      <w:r>
-        <w:rPr>
-          <w:rFonts w:hint="eastAsia"/>
-        </w:rPr>
-        <w:t>拓展延迟队列模组,测试</w:t>
-      </w:r>
-      <w:proofErr w:type="spellStart"/>
-      <w:r>
-        <w:rPr>
-          <w:rFonts w:hint="eastAsia"/>
-        </w:rPr>
-        <w:t>rabbitMQ</w:t>
-      </w:r>
-      <w:proofErr w:type="spellEnd"/>
-      <w:r>
-        <w:rPr>
-          <w:rFonts w:hint="eastAsia"/>
-        </w:rPr>
-        <w:t>的消息重试功能,死信队列功能,延迟队列功能消息重试捕捉器和用注解和用bean管理</w:t>
-      </w:r>
-      <w:proofErr w:type="spellStart"/>
-      <w:r>
-        <w:rPr>
-          <w:rFonts w:hint="eastAsia"/>
-        </w:rPr>
-        <w:t>rabbitMQ</w:t>
-      </w:r>
-      <w:proofErr w:type="spellEnd"/>
-      <w:r>
-        <w:rPr>
-          <w:rFonts w:hint="eastAsia"/>
-        </w:rPr>
-        <w:t>的代码实操</w:t>
+        <w:t>在本地的rabbitMQ拓展延迟队列模组,测试rabbitMQ的消息重试功能,死信队列功能,延迟队列功能消息重试捕捉器和用注解和用bean管理rabbitMQ的代码实操</w:t>
       </w:r>
     </w:p>
     <w:p>
@@ -222,49 +127,7 @@
         <w:rPr>
           <w:rFonts w:hint="eastAsia"/>
         </w:rPr>
-        <w:t>测试</w:t>
-      </w:r>
-      <w:proofErr w:type="spellStart"/>
-      <w:r>
-        <w:rPr>
-          <w:rFonts w:hint="eastAsia"/>
-        </w:rPr>
-        <w:t>mybatisPlus</w:t>
-      </w:r>
-      <w:proofErr w:type="spellEnd"/>
-      <w:r>
-        <w:rPr>
-          <w:rFonts w:hint="eastAsia"/>
-        </w:rPr>
-        <w:t>的</w:t>
-      </w:r>
-      <w:proofErr w:type="spellStart"/>
-      <w:r>
-        <w:rPr>
-          <w:rFonts w:hint="eastAsia"/>
-        </w:rPr>
-        <w:t>PageHelper</w:t>
-      </w:r>
-      <w:proofErr w:type="spellEnd"/>
-      <w:r>
-        <w:rPr>
-          <w:rFonts w:hint="eastAsia"/>
-        </w:rPr>
-        <w:t>和</w:t>
-      </w:r>
-      <w:proofErr w:type="spellStart"/>
-      <w:r>
-        <w:rPr>
-          <w:rFonts w:hint="eastAsia"/>
-        </w:rPr>
-        <w:t>Mysql</w:t>
-      </w:r>
-      <w:proofErr w:type="spellEnd"/>
-      <w:r>
-        <w:rPr>
-          <w:rFonts w:hint="eastAsia"/>
-        </w:rPr>
-        <w:t>的limit关键字的性能对比并试图改善性能</w:t>
+        <w:t>测试mybatisPlus的PageHelper和Mysql的limit关键字的性能对比并试图改善性能</w:t>
       </w:r>
     </w:p>
     <w:p>
@@ -312,21 +175,7 @@
         <w:rPr>
           <w:rFonts w:hint="eastAsia"/>
         </w:rPr>
-        <w:t>用</w:t>
-      </w:r>
-      <w:proofErr w:type="spellStart"/>
-      <w:r>
-        <w:rPr>
-          <w:rFonts w:hint="eastAsia"/>
-        </w:rPr>
-        <w:t>jmeter</w:t>
-      </w:r>
-      <w:proofErr w:type="spellEnd"/>
-      <w:r>
-        <w:rPr>
-          <w:rFonts w:hint="eastAsia"/>
-        </w:rPr>
-        <w:t>测试新增订单,用户注册,用户密码登录,列出商品详细信息接口,头像更新接口及其调用的远程接口,并用</w:t>
+        <w:t>用jmeter测试新增订单,用户注册,用户密码登录,列出商品详细信息接口,头像更新接口及其调用的远程接口,并用</w:t>
       </w:r>
       <w:r>
         <w:rPr>
@@ -338,21 +187,7 @@
         <w:rPr>
           <w:rFonts w:hint="eastAsia"/>
         </w:rPr>
-        <w:t>缓存,数据库索引和异步技术来提高性能,对性能调优前后的</w:t>
-      </w:r>
-      <w:proofErr w:type="spellStart"/>
-      <w:r>
-        <w:rPr>
-          <w:rFonts w:hint="eastAsia"/>
-        </w:rPr>
-        <w:t>jmeter</w:t>
-      </w:r>
-      <w:proofErr w:type="spellEnd"/>
-      <w:r>
-        <w:rPr>
-          <w:rFonts w:hint="eastAsia"/>
-        </w:rPr>
-        <w:t>测试数据进行收集和对比,要求QPS至少300</w:t>
+        <w:t>缓存,数据库索引和异步技术来提高性能,对性能调优前后的jmeter测试数据进行收集和对比,要求QPS至少300</w:t>
       </w:r>
     </w:p>
     <w:p>
@@ -416,9 +251,6 @@
           <w:ilvl w:val="0"/>
           <w:numId w:val="1"/>
         </w:numPr>
-        <w:rPr>
-          <w:rFonts w:hint="eastAsia"/>
-        </w:rPr>
       </w:pPr>
       <w:r>
         <w:rPr>
@@ -442,35 +274,7 @@
         <w:rPr>
           <w:rFonts w:hint="eastAsia"/>
         </w:rPr>
-        <w:t>用</w:t>
-      </w:r>
-      <w:proofErr w:type="spellStart"/>
-      <w:r>
-        <w:rPr>
-          <w:rFonts w:hint="eastAsia"/>
-        </w:rPr>
-        <w:t>QuartZ</w:t>
-      </w:r>
-      <w:proofErr w:type="spellEnd"/>
-      <w:r>
-        <w:rPr>
-          <w:rFonts w:hint="eastAsia"/>
-        </w:rPr>
-        <w:t>实现文件管理系统的定时清理任务和用</w:t>
-      </w:r>
-      <w:proofErr w:type="spellStart"/>
-      <w:r>
-        <w:rPr>
-          <w:rFonts w:hint="eastAsia"/>
-        </w:rPr>
-        <w:t>rabbitMQ</w:t>
-      </w:r>
-      <w:proofErr w:type="spellEnd"/>
-      <w:r>
-        <w:rPr>
-          <w:rFonts w:hint="eastAsia"/>
-        </w:rPr>
-        <w:t>实现未支付超期订单自动取消任务</w:t>
+        <w:t>手机接收短信,邮箱接收邮件</w:t>
       </w:r>
     </w:p>
     <w:p>
@@ -488,21 +292,7 @@
         <w:rPr>
           <w:rFonts w:hint="eastAsia"/>
         </w:rPr>
-        <w:t>拓展商品推送接口,支持关键字搜索,为此接入</w:t>
-      </w:r>
-      <w:proofErr w:type="spellStart"/>
-      <w:r>
-        <w:rPr>
-          <w:rFonts w:hint="eastAsia"/>
-        </w:rPr>
-        <w:t>ElasticSearch</w:t>
-      </w:r>
-      <w:proofErr w:type="spellEnd"/>
-      <w:r>
-        <w:rPr>
-          <w:rFonts w:hint="eastAsia"/>
-        </w:rPr>
-        <w:t>来实现倒排索引</w:t>
+        <w:t>用QuartZ实现文件管理系统的定时清理任务和用rabbitMQ实现未支付超期订单自动取消任务</w:t>
       </w:r>
     </w:p>
     <w:p>
@@ -520,21 +310,7 @@
         <w:rPr>
           <w:rFonts w:hint="eastAsia"/>
         </w:rPr>
-        <w:t>学习</w:t>
-      </w:r>
-      <w:proofErr w:type="spellStart"/>
-      <w:r>
-        <w:rPr>
-          <w:rFonts w:hint="eastAsia"/>
-        </w:rPr>
-        <w:t>ElasticSearch</w:t>
-      </w:r>
-      <w:proofErr w:type="spellEnd"/>
-      <w:r>
-        <w:rPr>
-          <w:rFonts w:hint="eastAsia"/>
-        </w:rPr>
-        <w:t>的通用用法</w:t>
+        <w:t>拓展商品推送接口,支持关键字搜索,为此接入ElasticSearch来实现倒排索引</w:t>
       </w:r>
     </w:p>
     <w:p>
@@ -552,6 +328,24 @@
         <w:rPr>
           <w:rFonts w:hint="eastAsia"/>
         </w:rPr>
+        <w:t>学习ElasticSearch的通用用法</w:t>
+      </w:r>
+    </w:p>
+    <w:p>
+      <w:pPr>
+        <w:pStyle w:val="a9"/>
+        <w:numPr>
+          <w:ilvl w:val="0"/>
+          <w:numId w:val="1"/>
+        </w:numPr>
+        <w:rPr>
+          <w:rFonts w:hint="eastAsia"/>
+        </w:rPr>
+      </w:pPr>
+      <w:r>
+        <w:rPr>
+          <w:rFonts w:hint="eastAsia"/>
+        </w:rPr>
         <w:t>用docker将前后端项目部署到虚拟机</w:t>
       </w:r>
       <w:r>
@@ -610,21 +404,7 @@
         <w:rPr>
           <w:rFonts w:hint="eastAsia"/>
         </w:rPr>
-        <w:t>为文件系统接入</w:t>
-      </w:r>
-      <w:proofErr w:type="spellStart"/>
-      <w:r>
-        <w:rPr>
-          <w:rFonts w:hint="eastAsia"/>
-        </w:rPr>
-        <w:t>MinIO</w:t>
-      </w:r>
-      <w:proofErr w:type="spellEnd"/>
-      <w:r>
-        <w:rPr>
-          <w:rFonts w:hint="eastAsia"/>
-        </w:rPr>
-        <w:t>或者云服务器</w:t>
+        <w:t>为文件系统接入MinIO或者云服务器</w:t>
       </w:r>
     </w:p>
     <w:p>
@@ -651,21 +431,7 @@
         <w:rPr>
           <w:rFonts w:hint="eastAsia"/>
         </w:rPr>
-        <w:t>(可选4)将</w:t>
-      </w:r>
-      <w:proofErr w:type="gramStart"/>
-      <w:r>
-        <w:rPr>
-          <w:rFonts w:hint="eastAsia"/>
-        </w:rPr>
-        <w:t>不</w:t>
-      </w:r>
-      <w:proofErr w:type="gramEnd"/>
-      <w:r>
-        <w:rPr>
-          <w:rFonts w:hint="eastAsia"/>
-        </w:rPr>
-        <w:t>人性化的异常处理提示词优化成人性化的提示词</w:t>
+        <w:t>(可选4)将不人性化的异常处理提示词优化成人性化的提示词</w:t>
       </w:r>
     </w:p>
     <w:p>
